--- a/B2105594_LVT_LVTN.docx
+++ b/B2105594_LVT_LVTN.docx
@@ -4,6 +4,7 @@
   <w:body>
     <w:p>
       <w:pPr>
+        <w:jc w:val="center"/>
         <w:rPr>
           <w:lang w:val="en-US"/>
         </w:rPr>
@@ -19,6 +20,7 @@
     </w:p>
     <w:p>
       <w:pPr>
+        <w:jc w:val="center"/>
         <w:rPr>
           <w:lang w:val="en-US"/>
         </w:rPr>
@@ -32,6 +34,7 @@
     </w:p>
     <w:p>
       <w:pPr>
+        <w:jc w:val="center"/>
         <w:rPr>
           <w:lang w:val="en-US"/>
         </w:rPr>
@@ -59,6 +62,7 @@
     </w:p>
     <w:p>
       <w:pPr>
+        <w:jc w:val="center"/>
         <w:rPr>
           <w:lang w:val="en-US"/>
         </w:rPr>
@@ -68,7 +72,7 @@
           <w:noProof/>
         </w:rPr>
         <w:drawing>
-          <wp:inline distT="0" distB="0" distL="0" distR="0" wp14:anchorId="5466AA45" wp14:editId="019EFF33">
+          <wp:inline distT="0" distB="0" distL="0" distR="0" wp14:anchorId="5466AA45" wp14:editId="7BC6AF88">
             <wp:extent cx="1152525" cy="1152525"/>
             <wp:effectExtent l="0" t="0" r="9525" b="9525"/>
             <wp:docPr id="1910150371" name="Picture 1" descr="Ctu Logos"/>
@@ -126,6 +130,7 @@
     </w:p>
     <w:p>
       <w:pPr>
+        <w:jc w:val="center"/>
         <w:rPr>
           <w:lang w:val="en-US"/>
         </w:rPr>
@@ -138,6 +143,9 @@
       </w:r>
     </w:p>
     <w:p>
+      <w:pPr>
+        <w:jc w:val="center"/>
+      </w:pPr>
       <w:r>
         <w:rPr>
           <w:lang w:val="en-US"/>
@@ -170,47 +178,56 @@
     </w:p>
     <w:p>
       <w:pPr>
+        <w:ind w:left="0" w:firstLine="0"/>
+      </w:pPr>
+    </w:p>
+    <w:p>
+      <w:pPr>
+        <w:jc w:val="center"/>
         <w:rPr>
           <w:lang w:val="en-US"/>
         </w:rPr>
       </w:pPr>
-    </w:p>
-    <w:p>
-      <w:pPr>
+      <w:r>
         <w:rPr>
           <w:lang w:val="en-US"/>
         </w:rPr>
-      </w:pPr>
-    </w:p>
-    <w:p>
-      <w:pPr>
+        <w:t>Đề tài</w:t>
+      </w:r>
+    </w:p>
+    <w:p>
+      <w:pPr>
+        <w:jc w:val="center"/>
+      </w:pPr>
+      <w:r>
         <w:rPr>
           <w:lang w:val="en-US"/>
         </w:rPr>
-      </w:pPr>
+        <w:t xml:space="preserve">HỆ </w:t>
+      </w:r>
       <w:r>
         <w:rPr>
           <w:lang w:val="en-US"/>
         </w:rPr>
-        <w:t>Đề tài</w:t>
-      </w:r>
-    </w:p>
-    <w:p>
-      <w:r>
+        <w:t>THỐNG</w:t>
+      </w:r>
+      <w:r>
+        <w:t xml:space="preserve"> THƯƠNG MẠI ĐIỆN TỬ</w:t>
+      </w:r>
+    </w:p>
+    <w:p>
+      <w:pPr>
         <w:rPr>
           <w:lang w:val="en-US"/>
         </w:rPr>
-        <w:t xml:space="preserve">HỆ </w:t>
-      </w:r>
-      <w:r>
+      </w:pPr>
+    </w:p>
+    <w:p>
+      <w:pPr>
         <w:rPr>
           <w:lang w:val="en-US"/>
         </w:rPr>
-        <w:t>THỐNG</w:t>
-      </w:r>
-      <w:r>
-        <w:t xml:space="preserve"> THƯƠNG MẠI ĐIỆN TỬ</w:t>
-      </w:r>
+      </w:pPr>
     </w:p>
     <w:p>
       <w:pPr>
@@ -228,29 +245,21 @@
     </w:p>
     <w:p>
       <w:pPr>
+        <w:jc w:val="right"/>
+      </w:pPr>
+      <w:r>
+        <w:t xml:space="preserve"> </w:t>
+      </w:r>
+      <w:r>
         <w:rPr>
           <w:lang w:val="en-US"/>
         </w:rPr>
-      </w:pPr>
-    </w:p>
-    <w:p>
-      <w:pPr>
+        <w:t xml:space="preserve">Sinh viên: </w:t>
+      </w:r>
+      <w:r>
         <w:rPr>
           <w:lang w:val="en-US"/>
         </w:rPr>
-      </w:pPr>
-    </w:p>
-    <w:p>
-      <w:r>
-        <w:rPr>
-          <w:lang w:val="en-US"/>
-        </w:rPr>
-        <w:t xml:space="preserve">Sinh viên: </w:t>
-      </w:r>
-      <w:r>
-        <w:rPr>
-          <w:lang w:val="en-US"/>
-        </w:rPr>
         <w:t>Lương</w:t>
       </w:r>
       <w:r>
@@ -258,27 +267,31 @@
       </w:r>
     </w:p>
     <w:p>
-      <w:r>
-        <w:rPr>
-          <w:lang w:val="en-US"/>
-        </w:rPr>
-        <w:t xml:space="preserve">Mã số: </w:t>
-      </w:r>
-      <w:r>
-        <w:rPr>
-          <w:lang w:val="en-US"/>
-        </w:rPr>
-        <w:t>B215594</w:t>
-      </w:r>
-    </w:p>
-    <w:p>
+      <w:pPr>
+        <w:ind w:left="5040" w:firstLine="0"/>
+        <w:jc w:val="left"/>
+      </w:pPr>
+      <w:r>
+        <w:t xml:space="preserve">        </w:t>
+      </w:r>
+      <w:r>
+        <w:t>Mã số: B215594</w:t>
+      </w:r>
+    </w:p>
+    <w:p>
+      <w:pPr>
+        <w:ind w:left="2596" w:firstLine="1004"/>
+        <w:jc w:val="center"/>
+      </w:pPr>
       <w:r>
         <w:t>Khóa: K47</w:t>
       </w:r>
     </w:p>
     <w:p/>
-    <w:p/>
-    <w:p>
+    <w:p>
+      <w:pPr>
+        <w:jc w:val="center"/>
+      </w:pPr>
       <w:bookmarkStart w:id="1" w:name="_Hlk182393384"/>
       <w:r>
         <w:t>Cần Thơ, 07/2025</w:t>
@@ -286,6 +299,7 @@
     </w:p>
     <w:p>
       <w:pPr>
+        <w:jc w:val="center"/>
         <w:rPr>
           <w:b/>
           <w:bCs/>
@@ -305,17 +319,24 @@
       </w:r>
     </w:p>
     <w:p>
+      <w:pPr>
+        <w:jc w:val="center"/>
+      </w:pPr>
       <w:r>
         <w:t>TRƯỜNG ĐẠI HỌC CẦN THƠ</w:t>
       </w:r>
     </w:p>
     <w:p>
+      <w:pPr>
+        <w:jc w:val="center"/>
+      </w:pPr>
       <w:r>
         <w:t>TRƯỜNG CÔNG NGHỆ THÔNG TIN &amp; TRUYỀN THÔNG</w:t>
       </w:r>
     </w:p>
     <w:p>
       <w:pPr>
+        <w:jc w:val="center"/>
         <w:rPr>
           <w:lang w:val="en-US"/>
         </w:rPr>
@@ -329,6 +350,7 @@
     </w:p>
     <w:p>
       <w:pPr>
+        <w:jc w:val="center"/>
         <w:rPr>
           <w:lang w:val="en-US"/>
         </w:rPr>
@@ -336,6 +358,7 @@
     </w:p>
     <w:p>
       <w:pPr>
+        <w:jc w:val="center"/>
         <w:rPr>
           <w:lang w:val="en-US"/>
         </w:rPr>
@@ -345,7 +368,7 @@
           <w:noProof/>
         </w:rPr>
         <w:drawing>
-          <wp:inline distT="0" distB="0" distL="0" distR="0" wp14:anchorId="4BB0EABE" wp14:editId="5D2A6319">
+          <wp:inline distT="0" distB="0" distL="0" distR="0" wp14:anchorId="4BB0EABE" wp14:editId="6E3B80BC">
             <wp:extent cx="1152525" cy="1152525"/>
             <wp:effectExtent l="0" t="0" r="9525" b="9525"/>
             <wp:docPr id="1166829762" name="Picture 1" descr="Ctu Logos"/>
@@ -396,6 +419,7 @@
     </w:p>
     <w:p>
       <w:pPr>
+        <w:jc w:val="center"/>
         <w:rPr>
           <w:lang w:val="en-US"/>
         </w:rPr>
@@ -403,6 +427,7 @@
     </w:p>
     <w:p>
       <w:pPr>
+        <w:jc w:val="center"/>
         <w:rPr>
           <w:lang w:val="en-US"/>
         </w:rPr>
@@ -415,6 +440,9 @@
       </w:r>
     </w:p>
     <w:p>
+      <w:pPr>
+        <w:jc w:val="center"/>
+      </w:pPr>
       <w:r>
         <w:rPr>
           <w:lang w:val="en-US"/>
@@ -433,6 +461,7 @@
     </w:p>
     <w:p>
       <w:pPr>
+        <w:jc w:val="center"/>
         <w:rPr>
           <w:lang w:val="en-US"/>
         </w:rPr>
@@ -440,6 +469,12 @@
     </w:p>
     <w:p>
       <w:pPr>
+        <w:ind w:left="0" w:firstLine="0"/>
+      </w:pPr>
+    </w:p>
+    <w:p>
+      <w:pPr>
+        <w:jc w:val="center"/>
         <w:rPr>
           <w:lang w:val="en-US"/>
         </w:rPr>
@@ -447,20 +482,21 @@
     </w:p>
     <w:p>
       <w:pPr>
+        <w:jc w:val="center"/>
         <w:rPr>
           <w:lang w:val="en-US"/>
         </w:rPr>
       </w:pPr>
-    </w:p>
-    <w:p>
-      <w:pPr>
+      <w:r>
         <w:rPr>
           <w:lang w:val="en-US"/>
         </w:rPr>
-      </w:pPr>
-    </w:p>
-    <w:p>
-      <w:pPr>
+        <w:t>Đề tài</w:t>
+      </w:r>
+    </w:p>
+    <w:p>
+      <w:pPr>
+        <w:jc w:val="center"/>
         <w:rPr>
           <w:lang w:val="en-US"/>
         </w:rPr>
@@ -469,30 +505,32 @@
         <w:rPr>
           <w:lang w:val="en-US"/>
         </w:rPr>
-        <w:t>Đề tài</w:t>
-      </w:r>
-    </w:p>
-    <w:p>
-      <w:pPr>
+        <w:t xml:space="preserve">HỆ </w:t>
+      </w:r>
+      <w:r>
         <w:rPr>
           <w:lang w:val="en-US"/>
         </w:rPr>
-      </w:pPr>
-      <w:r>
+        <w:t>THỐNG</w:t>
+      </w:r>
+      <w:r>
+        <w:t xml:space="preserve"> THƯƠNG MẠI ĐIỆN TỬ</w:t>
+      </w:r>
+    </w:p>
+    <w:p>
+      <w:pPr>
+        <w:jc w:val="center"/>
         <w:rPr>
           <w:lang w:val="en-US"/>
         </w:rPr>
-        <w:t xml:space="preserve">HỆ </w:t>
-      </w:r>
-      <w:r>
+      </w:pPr>
+    </w:p>
+    <w:p>
+      <w:pPr>
         <w:rPr>
           <w:lang w:val="en-US"/>
         </w:rPr>
-        <w:t>THỐNG</w:t>
-      </w:r>
-      <w:r>
-        <w:t xml:space="preserve"> THƯƠNG MẠI ĐIỆN TỬ</w:t>
-      </w:r>
+      </w:pPr>
     </w:p>
     <w:p>
       <w:pPr>
@@ -502,100 +540,97 @@
       </w:pPr>
     </w:p>
     <w:p>
-      <w:pPr>
+      <w:r>
         <w:rPr>
           <w:lang w:val="en-US"/>
         </w:rPr>
-      </w:pPr>
-    </w:p>
-    <w:p>
-      <w:pPr>
+        <w:t xml:space="preserve">Người hướng </w:t>
+      </w:r>
+      <w:r>
         <w:rPr>
           <w:lang w:val="en-US"/>
         </w:rPr>
-      </w:pPr>
-    </w:p>
-    <w:p>
+        <w:t>dẫn</w:t>
+      </w:r>
+      <w:r>
+        <w:t>:</w:t>
+      </w:r>
       <w:r>
         <w:rPr>
           <w:lang w:val="en-US"/>
         </w:rPr>
-        <w:t xml:space="preserve">Người hướng </w:t>
+        <w:tab/>
       </w:r>
       <w:r>
         <w:rPr>
           <w:lang w:val="en-US"/>
         </w:rPr>
-        <w:t>dẫn</w:t>
+        <w:tab/>
+      </w:r>
+      <w:r>
+        <w:rPr>
+          <w:lang w:val="en-US"/>
+        </w:rPr>
+        <w:tab/>
+      </w:r>
+      <w:r>
+        <w:rPr>
+          <w:lang w:val="en-US"/>
+        </w:rPr>
+        <w:tab/>
+      </w:r>
+      <w:r>
+        <w:rPr>
+          <w:lang w:val="en-US"/>
+        </w:rPr>
+        <w:tab/>
+      </w:r>
+      <w:r>
+        <w:tab/>
+      </w:r>
+      <w:r>
+        <w:rPr>
+          <w:lang w:val="en-US"/>
+        </w:rPr>
+        <w:t xml:space="preserve">Sinh viên thực </w:t>
+      </w:r>
+      <w:r>
+        <w:rPr>
+          <w:lang w:val="en-US"/>
+        </w:rPr>
+        <w:t>hiện</w:t>
       </w:r>
       <w:r>
         <w:t>:</w:t>
       </w:r>
-      <w:r>
-        <w:rPr>
-          <w:lang w:val="en-US"/>
-        </w:rPr>
+    </w:p>
+    <w:p>
+      <w:r>
+        <w:t>ThS</w:t>
+      </w:r>
+      <w:r>
+        <w:t xml:space="preserve">. </w:t>
+      </w:r>
+      <w:r>
+        <w:t>Trương</w:t>
+      </w:r>
+      <w:r>
+        <w:t xml:space="preserve"> Thị Thanh Tuyền</w:t>
+      </w:r>
+      <w:r>
         <w:tab/>
       </w:r>
       <w:r>
-        <w:rPr>
-          <w:lang w:val="en-US"/>
-        </w:rPr>
         <w:tab/>
       </w:r>
       <w:r>
-        <w:rPr>
-          <w:lang w:val="en-US"/>
-        </w:rPr>
         <w:tab/>
       </w:r>
       <w:r>
-        <w:rPr>
-          <w:lang w:val="en-US"/>
-        </w:rPr>
+        <w:t xml:space="preserve">  </w:t>
+      </w:r>
+      <w:r>
         <w:tab/>
-      </w:r>
-      <w:r>
-        <w:rPr>
-          <w:lang w:val="en-US"/>
-        </w:rPr>
-        <w:tab/>
-        <w:t xml:space="preserve">Sinh viên thực </w:t>
-      </w:r>
-      <w:r>
-        <w:rPr>
-          <w:lang w:val="en-US"/>
-        </w:rPr>
-        <w:t>hiện</w:t>
-      </w:r>
-      <w:r>
-        <w:t>:</w:t>
-      </w:r>
-    </w:p>
-    <w:p>
-      <w:r>
-        <w:t>ThS</w:t>
-      </w:r>
-      <w:r>
-        <w:t xml:space="preserve">. </w:t>
-      </w:r>
-      <w:r>
-        <w:t>Trương</w:t>
-      </w:r>
-      <w:r>
-        <w:t xml:space="preserve"> Thị Thanh Tuyền</w:t>
-      </w:r>
-      <w:r>
-        <w:tab/>
-      </w:r>
-      <w:r>
-        <w:tab/>
-      </w:r>
-      <w:r>
-        <w:tab/>
-      </w:r>
-      <w:r>
-        <w:t xml:space="preserve">  </w:t>
       </w:r>
       <w:r>
         <w:t>Lương</w:t>
@@ -652,12 +687,18 @@
       </w:r>
       <w:r>
         <w:tab/>
-        <w:t xml:space="preserve">  Khóa: K47</w:t>
-      </w:r>
-    </w:p>
-    <w:p/>
-    <w:p/>
-    <w:p>
+        <w:t>Khóa: K47</w:t>
+      </w:r>
+    </w:p>
+    <w:p>
+      <w:pPr>
+        <w:ind w:left="0" w:firstLine="0"/>
+      </w:pPr>
+    </w:p>
+    <w:p>
+      <w:pPr>
+        <w:jc w:val="center"/>
+      </w:pPr>
       <w:r>
         <w:t>Cần Thơ, 0</w:t>
       </w:r>
@@ -687,6 +728,60 @@
     </w:p>
     <w:p>
       <w:pPr>
+        <w:ind w:left="4714" w:hanging="4572"/>
+        <w:jc w:val="center"/>
+        <w:rPr>
+          <w:lang w:eastAsia="vi-VN"/>
+        </w:rPr>
+      </w:pPr>
+      <w:r>
+        <w:rPr>
+          <w:lang w:eastAsia="vi-VN"/>
+        </w:rPr>
+        <w:lastRenderedPageBreak/>
+        <w:t>TRƯỜNG ĐẠI HỌC CẦN THƠ</w:t>
+      </w:r>
+      <w:r>
+        <w:rPr>
+          <w:lang w:eastAsia="vi-VN"/>
+        </w:rPr>
+        <w:t xml:space="preserve"> </w:t>
+      </w:r>
+      <w:r>
+        <w:rPr>
+          <w:lang w:eastAsia="vi-VN"/>
+        </w:rPr>
+        <w:tab/>
+        <w:t xml:space="preserve">      </w:t>
+      </w:r>
+      <w:r>
+        <w:rPr>
+          <w:lang w:eastAsia="vi-VN"/>
+        </w:rPr>
+        <w:t>CỘNG HÒA XÃ HỘI CHỦ NGHĨA VIỆT</w:t>
+      </w:r>
+      <w:r>
+        <w:rPr>
+          <w:lang w:eastAsia="vi-VN"/>
+        </w:rPr>
+        <w:t xml:space="preserve"> </w:t>
+      </w:r>
+      <w:r>
+        <w:rPr>
+          <w:lang w:eastAsia="vi-VN"/>
+        </w:rPr>
+        <w:t>NAM</w:t>
+      </w:r>
+      <w:r>
+        <w:rPr>
+          <w:lang w:eastAsia="vi-VN"/>
+        </w:rPr>
+        <w:t xml:space="preserve"> </w:t>
+      </w:r>
+    </w:p>
+    <w:p>
+      <w:pPr>
+        <w:ind w:left="4714" w:hanging="4572"/>
         <w:rPr>
           <w:sz w:val="24"/>
           <w:szCs w:val="24"/>
@@ -697,39 +792,37 @@
         <w:rPr>
           <w:lang w:eastAsia="vi-VN"/>
         </w:rPr>
-        <w:lastRenderedPageBreak/>
-        <w:t>TRƯỜNG ĐẠI HỌC CẦN THƠ</w:t>
+        <w:t>TRƯỜNG CÔNG NGHỆ THÔNG TIN</w:t>
       </w:r>
       <w:r>
         <w:rPr>
           <w:lang w:eastAsia="vi-VN"/>
         </w:rPr>
-        <w:t xml:space="preserve"> </w:t>
+        <w:t xml:space="preserve">     </w:t>
       </w:r>
       <w:r>
         <w:rPr>
           <w:lang w:eastAsia="vi-VN"/>
         </w:rPr>
         <w:tab/>
-        <w:t xml:space="preserve">      </w:t>
       </w:r>
       <w:r>
         <w:rPr>
           <w:lang w:eastAsia="vi-VN"/>
         </w:rPr>
-        <w:t>CỘNG HÒA XÃ HỘI CHỦ NGHĨA VIỆT</w:t>
+        <w:tab/>
       </w:r>
       <w:r>
         <w:rPr>
           <w:lang w:eastAsia="vi-VN"/>
         </w:rPr>
-        <w:t xml:space="preserve"> </w:t>
+        <w:t xml:space="preserve">             </w:t>
       </w:r>
       <w:r>
         <w:rPr>
           <w:lang w:eastAsia="vi-VN"/>
         </w:rPr>
-        <w:t>NAM</w:t>
+        <w:t>Độc lập – Tự do – Hạnh phúc</w:t>
       </w:r>
     </w:p>
     <w:p>
@@ -742,96 +835,21 @@
       </w:pPr>
       <w:r>
         <w:rPr>
-          <w:noProof/>
           <w:lang w:eastAsia="vi-VN"/>
         </w:rPr>
-        <mc:AlternateContent>
-          <mc:Choice Requires="wps">
-            <w:drawing>
-              <wp:anchor distT="0" distB="0" distL="114300" distR="114300" simplePos="0" relativeHeight="251660288" behindDoc="0" locked="0" layoutInCell="1" allowOverlap="1" wp14:anchorId="3E28A6D9" wp14:editId="3895BAD5">
-                <wp:simplePos x="0" y="0"/>
-                <wp:positionH relativeFrom="column">
-                  <wp:posOffset>3233601</wp:posOffset>
-                </wp:positionH>
-                <wp:positionV relativeFrom="paragraph">
-                  <wp:posOffset>184604</wp:posOffset>
-                </wp:positionV>
-                <wp:extent cx="2011680" cy="0"/>
-                <wp:effectExtent l="0" t="0" r="0" b="0"/>
-                <wp:wrapNone/>
-                <wp:docPr id="246420981" name="Straight Connector 2"/>
-                <wp:cNvGraphicFramePr/>
-                <a:graphic xmlns:a="http://schemas.openxmlformats.org/drawingml/2006/main">
-                  <a:graphicData uri="http://schemas.microsoft.com/office/word/2010/wordprocessingShape">
-                    <wps:wsp>
-                      <wps:cNvCnPr/>
-                      <wps:spPr>
-                        <a:xfrm>
-                          <a:off x="0" y="0"/>
-                          <a:ext cx="2011680" cy="0"/>
-                        </a:xfrm>
-                        <a:prstGeom prst="line">
-                          <a:avLst/>
-                        </a:prstGeom>
-                        <a:ln>
-                          <a:solidFill>
-                            <a:schemeClr val="tx1"/>
-                          </a:solidFill>
-                        </a:ln>
-                      </wps:spPr>
-                      <wps:style>
-                        <a:lnRef idx="1">
-                          <a:schemeClr val="accent1"/>
-                        </a:lnRef>
-                        <a:fillRef idx="0">
-                          <a:schemeClr val="accent1"/>
-                        </a:fillRef>
-                        <a:effectRef idx="0">
-                          <a:schemeClr val="accent1"/>
-                        </a:effectRef>
-                        <a:fontRef idx="minor">
-                          <a:schemeClr val="tx1"/>
-                        </a:fontRef>
-                      </wps:style>
-                      <wps:bodyPr/>
-                    </wps:wsp>
-                  </a:graphicData>
-                </a:graphic>
-              </wp:anchor>
-            </w:drawing>
-          </mc:Choice>
-          <mc:Fallback>
-            <w:pict>
-              <v:line w14:anchorId="02F61F5E" id="Straight Connector 2" o:spid="_x0000_s1026" style="position:absolute;z-index:251660288;visibility:visible;mso-wrap-style:square;mso-wrap-distance-left:9pt;mso-wrap-distance-top:0;mso-wrap-distance-right:9pt;mso-wrap-distance-bottom:0;mso-position-horizontal:absolute;mso-position-horizontal-relative:text;mso-position-vertical:absolute;mso-position-vertical-relative:text" from="254.6pt,14.55pt" to="413pt,14.55pt" o:gfxdata="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" strokecolor="black [3213]" strokeweight="1pt">
-                <v:stroke joinstyle="miter"/>
-              </v:line>
-            </w:pict>
-          </mc:Fallback>
-        </mc:AlternateContent>
+        <w:tab/>
       </w:r>
       <w:r>
         <w:rPr>
           <w:lang w:eastAsia="vi-VN"/>
         </w:rPr>
-        <w:t>TRƯỜNG CÔNG NGHỆ THÔNG TIN</w:t>
+        <w:t xml:space="preserve">      </w:t>
       </w:r>
       <w:r>
         <w:rPr>
           <w:lang w:eastAsia="vi-VN"/>
         </w:rPr>
-        <w:tab/>
-      </w:r>
-      <w:r>
-        <w:rPr>
-          <w:lang w:eastAsia="vi-VN"/>
-        </w:rPr>
-        <w:tab/>
-      </w:r>
-      <w:r>
-        <w:rPr>
-          <w:lang w:eastAsia="vi-VN"/>
-        </w:rPr>
-        <w:t>Độc lập – Tự do – Hạnh phúc</w:t>
+        <w:t>VÀ TRUYỀN THÔNG</w:t>
       </w:r>
     </w:p>
     <w:p>
@@ -844,72 +862,9 @@
       </w:pPr>
       <w:r>
         <w:rPr>
-          <w:noProof/>
           <w:lang w:eastAsia="vi-VN"/>
         </w:rPr>
-        <mc:AlternateContent>
-          <mc:Choice Requires="wps">
-            <w:drawing>
-              <wp:anchor distT="0" distB="0" distL="114300" distR="114300" simplePos="0" relativeHeight="251659264" behindDoc="0" locked="0" layoutInCell="1" allowOverlap="1" wp14:anchorId="632D5BB6" wp14:editId="5E244941">
-                <wp:simplePos x="0" y="0"/>
-                <wp:positionH relativeFrom="column">
-                  <wp:posOffset>272687</wp:posOffset>
-                </wp:positionH>
-                <wp:positionV relativeFrom="paragraph">
-                  <wp:posOffset>186327</wp:posOffset>
-                </wp:positionV>
-                <wp:extent cx="1584960" cy="0"/>
-                <wp:effectExtent l="0" t="0" r="0" b="0"/>
-                <wp:wrapNone/>
-                <wp:docPr id="2001081712" name="Straight Connector 1"/>
-                <wp:cNvGraphicFramePr/>
-                <a:graphic xmlns:a="http://schemas.openxmlformats.org/drawingml/2006/main">
-                  <a:graphicData uri="http://schemas.microsoft.com/office/word/2010/wordprocessingShape">
-                    <wps:wsp>
-                      <wps:cNvCnPr/>
-                      <wps:spPr>
-                        <a:xfrm>
-                          <a:off x="0" y="0"/>
-                          <a:ext cx="1584960" cy="0"/>
-                        </a:xfrm>
-                        <a:prstGeom prst="line">
-                          <a:avLst/>
-                        </a:prstGeom>
-                        <a:ln>
-                          <a:solidFill>
-                            <a:schemeClr val="tx1"/>
-                          </a:solidFill>
-                        </a:ln>
-                      </wps:spPr>
-                      <wps:style>
-                        <a:lnRef idx="1">
-                          <a:schemeClr val="accent1"/>
-                        </a:lnRef>
-                        <a:fillRef idx="0">
-                          <a:schemeClr val="accent1"/>
-                        </a:fillRef>
-                        <a:effectRef idx="0">
-                          <a:schemeClr val="accent1"/>
-                        </a:effectRef>
-                        <a:fontRef idx="minor">
-                          <a:schemeClr val="tx1"/>
-                        </a:fontRef>
-                      </wps:style>
-                      <wps:bodyPr/>
-                    </wps:wsp>
-                  </a:graphicData>
-                </a:graphic>
-              </wp:anchor>
-            </w:drawing>
-          </mc:Choice>
-          <mc:Fallback>
-            <w:pict>
-              <v:line w14:anchorId="04BDD203" id="Straight Connector 1" o:spid="_x0000_s1026" style="position:absolute;z-index:251659264;visibility:visible;mso-wrap-style:square;mso-wrap-distance-left:9pt;mso-wrap-distance-top:0;mso-wrap-distance-right:9pt;mso-wrap-distance-bottom:0;mso-position-horizontal:absolute;mso-position-horizontal-relative:text;mso-position-vertical:absolute;mso-position-vertical-relative:text" from="21.45pt,14.65pt" to="146.25pt,14.65pt" o:gfxdata="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" strokecolor="black [3213]" strokeweight="1pt">
-                <v:stroke joinstyle="miter"/>
-              </v:line>
-            </w:pict>
-          </mc:Fallback>
-        </mc:AlternateContent>
+        <w:tab/>
       </w:r>
       <w:r>
         <w:rPr>
@@ -917,21 +872,17 @@
         </w:rPr>
         <w:tab/>
       </w:r>
-      <w:r>
+    </w:p>
+    <w:p>
+      <w:pPr>
         <w:rPr>
           <w:lang w:eastAsia="vi-VN"/>
         </w:rPr>
-        <w:t xml:space="preserve">      </w:t>
-      </w:r>
-      <w:r>
-        <w:rPr>
-          <w:lang w:eastAsia="vi-VN"/>
-        </w:rPr>
-        <w:t>VÀ TRUYỀN THÔNG</w:t>
-      </w:r>
-    </w:p>
-    <w:p>
-      <w:pPr>
+      </w:pPr>
+    </w:p>
+    <w:p>
+      <w:pPr>
+        <w:jc w:val="center"/>
         <w:rPr>
           <w:sz w:val="24"/>
           <w:szCs w:val="24"/>
@@ -942,24 +893,12 @@
         <w:rPr>
           <w:lang w:eastAsia="vi-VN"/>
         </w:rPr>
-        <w:tab/>
-      </w:r>
-      <w:r>
-        <w:rPr>
-          <w:lang w:eastAsia="vi-VN"/>
-        </w:rPr>
-        <w:tab/>
-      </w:r>
-    </w:p>
-    <w:p>
-      <w:pPr>
-        <w:rPr>
-          <w:lang w:eastAsia="vi-VN"/>
-        </w:rPr>
-      </w:pPr>
-    </w:p>
-    <w:p>
-      <w:pPr>
+        <w:t>XÁC NHẬN CHỈNH SỬA LUẬN VĂN</w:t>
+      </w:r>
+    </w:p>
+    <w:p>
+      <w:pPr>
+        <w:jc w:val="center"/>
         <w:rPr>
           <w:sz w:val="24"/>
           <w:szCs w:val="24"/>
@@ -970,11 +909,19 @@
         <w:rPr>
           <w:lang w:eastAsia="vi-VN"/>
         </w:rPr>
-        <w:t>XÁC NHẬN CHỈNH SỬA LUẬN VĂN</w:t>
-      </w:r>
-    </w:p>
-    <w:p>
-      <w:pPr>
+        <w:t>THEO YÊU CẦU CỦA HỘI ĐỒNG</w:t>
+      </w:r>
+    </w:p>
+    <w:p>
+      <w:pPr>
+        <w:rPr>
+          <w:lang w:eastAsia="vi-VN"/>
+        </w:rPr>
+      </w:pPr>
+    </w:p>
+    <w:p>
+      <w:pPr>
+        <w:jc w:val="left"/>
         <w:rPr>
           <w:sz w:val="24"/>
           <w:szCs w:val="24"/>
@@ -985,15 +932,8 @@
         <w:rPr>
           <w:lang w:eastAsia="vi-VN"/>
         </w:rPr>
-        <w:t>THEO YÊU CẦU CỦA HỘI ĐỒNG</w:t>
-      </w:r>
-    </w:p>
-    <w:p>
-      <w:pPr>
-        <w:rPr>
-          <w:lang w:eastAsia="vi-VN"/>
-        </w:rPr>
-      </w:pPr>
+        <w:t>Tên luận văn (tiếng Việt và tiếng Anh):</w:t>
+      </w:r>
     </w:p>
     <w:p>
       <w:pPr>
@@ -1007,13 +947,44 @@
         <w:rPr>
           <w:lang w:eastAsia="vi-VN"/>
         </w:rPr>
-        <w:t>Tên luận văn (tiếng Việt và tiếng Anh):</w:t>
+        <w:t>Họ tên sinh viên:</w:t>
       </w:r>
       <w:r>
         <w:rPr>
           <w:lang w:eastAsia="vi-VN"/>
         </w:rPr>
-        <w:t xml:space="preserve"> </w:t>
+        <w:t xml:space="preserve"> Lương Văn Thương</w:t>
+      </w:r>
+      <w:r>
+        <w:rPr>
+          <w:lang w:eastAsia="vi-VN"/>
+        </w:rPr>
+        <w:tab/>
+      </w:r>
+      <w:r>
+        <w:rPr>
+          <w:lang w:eastAsia="vi-VN"/>
+        </w:rPr>
+        <w:tab/>
+      </w:r>
+      <w:r>
+        <w:rPr>
+          <w:lang w:eastAsia="vi-VN"/>
+        </w:rPr>
+        <w:tab/>
+      </w:r>
+      <w:r>
+        <w:rPr>
+          <w:lang w:eastAsia="vi-VN"/>
+        </w:rPr>
+        <w:tab/>
+        <w:t xml:space="preserve">MASV: </w:t>
+      </w:r>
+      <w:r>
+        <w:rPr>
+          <w:lang w:eastAsia="vi-VN"/>
+        </w:rPr>
+        <w:t>B2105594</w:t>
       </w:r>
     </w:p>
     <w:p>
@@ -1028,44 +999,13 @@
         <w:rPr>
           <w:lang w:eastAsia="vi-VN"/>
         </w:rPr>
-        <w:t>Họ tên sinh viên:</w:t>
+        <w:t xml:space="preserve">Mã lớp: </w:t>
       </w:r>
       <w:r>
         <w:rPr>
           <w:lang w:eastAsia="vi-VN"/>
         </w:rPr>
-        <w:t xml:space="preserve"> Lương Văn Thương</w:t>
-      </w:r>
-      <w:r>
-        <w:rPr>
-          <w:lang w:eastAsia="vi-VN"/>
-        </w:rPr>
-        <w:tab/>
-      </w:r>
-      <w:r>
-        <w:rPr>
-          <w:lang w:eastAsia="vi-VN"/>
-        </w:rPr>
-        <w:tab/>
-      </w:r>
-      <w:r>
-        <w:rPr>
-          <w:lang w:eastAsia="vi-VN"/>
-        </w:rPr>
-        <w:tab/>
-      </w:r>
-      <w:r>
-        <w:rPr>
-          <w:lang w:eastAsia="vi-VN"/>
-        </w:rPr>
-        <w:tab/>
-        <w:t xml:space="preserve">MASV: </w:t>
-      </w:r>
-      <w:r>
-        <w:rPr>
-          <w:lang w:eastAsia="vi-VN"/>
-        </w:rPr>
-        <w:t>B2105594</w:t>
+        <w:t>DI2196A2</w:t>
       </w:r>
     </w:p>
     <w:p>
@@ -1080,13 +1020,13 @@
         <w:rPr>
           <w:lang w:eastAsia="vi-VN"/>
         </w:rPr>
-        <w:t xml:space="preserve">Mã lớp: </w:t>
+        <w:t xml:space="preserve">Đã báo cáo tại hội đồng ngành: </w:t>
       </w:r>
       <w:r>
         <w:rPr>
           <w:lang w:eastAsia="vi-VN"/>
         </w:rPr>
-        <w:t>DI2196A2</w:t>
+        <w:t>Kỹ thuật phần mềm</w:t>
       </w:r>
     </w:p>
     <w:p>
@@ -1101,13 +1041,13 @@
         <w:rPr>
           <w:lang w:eastAsia="vi-VN"/>
         </w:rPr>
-        <w:t xml:space="preserve">Đã báo cáo tại hội đồng ngành: </w:t>
+        <w:t>Ngày báo cáo:</w:t>
       </w:r>
       <w:r>
         <w:rPr>
           <w:lang w:eastAsia="vi-VN"/>
         </w:rPr>
-        <w:t>Kỹ thuật phần mềm</w:t>
+        <w:t xml:space="preserve"> </w:t>
       </w:r>
     </w:p>
     <w:p>
@@ -1122,17 +1062,12 @@
         <w:rPr>
           <w:lang w:eastAsia="vi-VN"/>
         </w:rPr>
-        <w:t>Ngày báo cáo:</w:t>
-      </w:r>
-      <w:r>
-        <w:rPr>
-          <w:lang w:eastAsia="vi-VN"/>
-        </w:rPr>
-        <w:t xml:space="preserve"> </w:t>
-      </w:r>
-    </w:p>
-    <w:p>
-      <w:pPr>
+        <w:t>Luận văn đã được chỉnh sửa theo góp ý của Hội đồng.</w:t>
+      </w:r>
+    </w:p>
+    <w:p>
+      <w:pPr>
+        <w:jc w:val="right"/>
         <w:rPr>
           <w:sz w:val="24"/>
           <w:szCs w:val="24"/>
@@ -1143,11 +1078,12 @@
         <w:rPr>
           <w:lang w:eastAsia="vi-VN"/>
         </w:rPr>
-        <w:t>Luận văn đã được chỉnh sửa theo góp ý của Hội đồng.</w:t>
-      </w:r>
-    </w:p>
-    <w:p>
-      <w:pPr>
+        <w:t>Cần Thơ, ngày ….. tháng …… năm 20…</w:t>
+      </w:r>
+    </w:p>
+    <w:p>
+      <w:pPr>
+        <w:jc w:val="right"/>
         <w:rPr>
           <w:sz w:val="24"/>
           <w:szCs w:val="24"/>
@@ -1158,26 +1094,12 @@
         <w:rPr>
           <w:lang w:eastAsia="vi-VN"/>
         </w:rPr>
-        <w:t>Cần Thơ, ngày ….. tháng …… năm 20…</w:t>
-      </w:r>
-    </w:p>
-    <w:p>
-      <w:pPr>
-        <w:rPr>
-          <w:sz w:val="24"/>
-          <w:szCs w:val="24"/>
-          <w:lang w:eastAsia="vi-VN"/>
-        </w:rPr>
-      </w:pPr>
-      <w:r>
-        <w:rPr>
-          <w:lang w:eastAsia="vi-VN"/>
-        </w:rPr>
         <w:t>Giáo viên hướng dẫn</w:t>
       </w:r>
     </w:p>
     <w:p>
       <w:pPr>
+        <w:jc w:val="right"/>
         <w:rPr>
           <w:sz w:val="24"/>
           <w:szCs w:val="24"/>
@@ -1206,186 +1128,17 @@
     </w:p>
     <w:p>
       <w:pPr>
-        <w:pStyle w:val="Table"/>
-      </w:pPr>
-      <w:r>
-        <w:lastRenderedPageBreak/>
-        <w:t>NHẬN XÉT CỦA GIẢNG VIÊN HƯỚNG DẪN</w:t>
-      </w:r>
-    </w:p>
-    <w:p>
-      <w:r>
-        <w:tab/>
-      </w:r>
-    </w:p>
-    <w:p>
-      <w:r>
-        <w:tab/>
-      </w:r>
-    </w:p>
-    <w:p>
-      <w:r>
-        <w:tab/>
-      </w:r>
-    </w:p>
-    <w:p>
-      <w:r>
-        <w:tab/>
-      </w:r>
-    </w:p>
-    <w:p>
-      <w:r>
-        <w:tab/>
-      </w:r>
-    </w:p>
-    <w:p>
-      <w:r>
-        <w:tab/>
-      </w:r>
-    </w:p>
-    <w:p>
-      <w:r>
-        <w:tab/>
-      </w:r>
-    </w:p>
-    <w:p>
-      <w:r>
-        <w:tab/>
-      </w:r>
-    </w:p>
-    <w:p>
-      <w:r>
-        <w:tab/>
-      </w:r>
-    </w:p>
-    <w:p>
-      <w:r>
-        <w:tab/>
-      </w:r>
-    </w:p>
-    <w:p>
-      <w:r>
-        <w:tab/>
-      </w:r>
-    </w:p>
-    <w:p>
-      <w:r>
-        <w:tab/>
-      </w:r>
-    </w:p>
-    <w:p>
-      <w:r>
-        <w:tab/>
-      </w:r>
-    </w:p>
-    <w:p>
-      <w:r>
-        <w:tab/>
-      </w:r>
-    </w:p>
-    <w:p>
-      <w:r>
-        <w:tab/>
-      </w:r>
-    </w:p>
-    <w:p>
-      <w:r>
-        <w:tab/>
-      </w:r>
-    </w:p>
-    <w:p>
-      <w:r>
-        <w:tab/>
-      </w:r>
-    </w:p>
-    <w:p>
-      <w:r>
-        <w:tab/>
-      </w:r>
-    </w:p>
-    <w:p>
-      <w:r>
-        <w:tab/>
-      </w:r>
-    </w:p>
-    <w:p>
-      <w:r>
-        <w:tab/>
-      </w:r>
-    </w:p>
-    <w:p>
-      <w:r>
-        <w:tab/>
-      </w:r>
-    </w:p>
-    <w:p>
-      <w:r>
-        <w:t xml:space="preserve">        Cần Thơ, ngày … tháng … năm </w:t>
-      </w:r>
-      <w:r>
-        <w:t>2025</w:t>
-      </w:r>
-    </w:p>
-    <w:p>
-      <w:r>
-        <w:tab/>
-      </w:r>
-      <w:r>
-        <w:tab/>
-      </w:r>
-      <w:r>
-        <w:tab/>
-      </w:r>
-      <w:r>
-        <w:tab/>
-      </w:r>
-      <w:r>
-        <w:tab/>
-      </w:r>
-      <w:r>
-        <w:tab/>
-      </w:r>
-      <w:r>
-        <w:tab/>
-        <w:t xml:space="preserve">         Giảng viên hướng dẫn</w:t>
-      </w:r>
-    </w:p>
-    <w:p/>
-    <w:p/>
-    <w:p>
-      <w:r>
-        <w:t xml:space="preserve">   </w:t>
-      </w:r>
-      <w:r>
-        <w:t>ThS. Trương Thị Thanh Tuyền</w:t>
-      </w:r>
-    </w:p>
-    <w:p>
-      <w:r>
-        <w:br w:type="page"/>
-      </w:r>
-    </w:p>
-    <w:p>
-      <w:pPr>
         <w:pStyle w:val="Heading1"/>
         <w:numPr>
           <w:ilvl w:val="0"/>
           <w:numId w:val="0"/>
         </w:numPr>
         <w:ind w:left="720"/>
-        <w:rPr>
-          <w:lang w:val="vi-VN"/>
-        </w:rPr>
-      </w:pPr>
-      <w:bookmarkStart w:id="2" w:name="_Toc204478178"/>
-      <w:r>
-        <w:rPr>
-          <w:lang w:val="vi-VN"/>
-        </w:rPr>
+      </w:pPr>
+      <w:r>
         <w:lastRenderedPageBreak/>
-        <w:t>NHẬN XÉT CỦA GIẢNG VIÊN PHẢN BIỆN</w:t>
-      </w:r>
-      <w:bookmarkEnd w:id="2"/>
+        <w:t>NHẬN XÉT CỦA GIẢNG VIÊN HƯỚNG DẪN</w:t>
+      </w:r>
     </w:p>
     <w:p>
       <w:r>
@@ -1493,8 +1246,14 @@
       </w:r>
     </w:p>
     <w:p>
-      <w:r>
-        <w:t xml:space="preserve">        Cần Thơ, ngày … tháng … năm 2024</w:t>
+      <w:pPr>
+        <w:jc w:val="right"/>
+      </w:pPr>
+      <w:r>
+        <w:t xml:space="preserve">        Cần Thơ, ngày … tháng … năm </w:t>
+      </w:r>
+      <w:r>
+        <w:t>2025</w:t>
       </w:r>
     </w:p>
     <w:p>
@@ -1518,7 +1277,25 @@
       </w:r>
       <w:r>
         <w:tab/>
-        <w:t xml:space="preserve">          Giảng viên phản biện</w:t>
+        <w:t xml:space="preserve">         Giảng viên hướng dẫn</w:t>
+      </w:r>
+    </w:p>
+    <w:p/>
+    <w:p/>
+    <w:p>
+      <w:pPr>
+        <w:jc w:val="right"/>
+      </w:pPr>
+      <w:r>
+        <w:t xml:space="preserve">   </w:t>
+      </w:r>
+      <w:r>
+        <w:t>ThS. Trương Thị Thanh Tuyền</w:t>
+      </w:r>
+    </w:p>
+    <w:p>
+      <w:r>
+        <w:br w:type="page"/>
       </w:r>
     </w:p>
     <w:p>
@@ -1530,87 +1307,154 @@
         </w:numPr>
         <w:ind w:left="720"/>
         <w:rPr>
-          <w:b w:val="0"/>
-        </w:rPr>
-      </w:pPr>
-      <w:r>
-        <w:br w:type="page"/>
-      </w:r>
-      <w:bookmarkStart w:id="3" w:name="_Toc204478179"/>
-      <w:r>
+          <w:lang w:val="vi-VN"/>
+        </w:rPr>
+      </w:pPr>
+      <w:bookmarkStart w:id="2" w:name="_Toc204478178"/>
+      <w:r>
+        <w:rPr>
+          <w:lang w:val="vi-VN"/>
+        </w:rPr>
         <w:lastRenderedPageBreak/>
-        <w:t>LỜI CẢM ƠN</w:t>
-      </w:r>
-      <w:bookmarkEnd w:id="3"/>
-    </w:p>
-    <w:p>
-      <w:r>
-        <w:t>Luận văn tốt nghiệp là một cột mốc quan trọng trong hành trình học tập của mỗi sinh viên, đánh dấu kết quả của sự nỗ lực và phấn đấu không ngừng. Để hoàn thành được công trình này, em xin gửi lời cảm ơn chân thành nhất đến gia đình, đặc biệt là cha mẹ – những người đã luôn ở bên cạnh động viên, ủng hộ và dành cho em sự quan tâm vô điều kiện. Từ những ngày đầu tiên đến khi kết thúc quá trình học tập, gia đình luôn là nguồn động lực lớn nhất, là chỗ dựa tinh thần vững chắc, giúp em vượt qua mọi khó khăn. Em biết rằng những thành tựu đạt được hôm nay, và cả trong tương lai, đều có phần không nhỏ từ sự hy sinh, cố gắng của cha mẹ. Một lần nữa, em xin bày tỏ lòng biết ơn sâu sắc và chân thành đến gia đình, những người đã luôn đồng hành và giúp em đạt được ước mơ.</w:t>
-      </w:r>
-    </w:p>
-    <w:p>
-      <w:r>
-        <w:t>Em xin chân thành cảm ơn Ban Giám hiệu Trường Đại học Cần Thơ và quý Thầy Cô Trường Công Nghệ Thông Tin và Truyền Thông đã tận tình truyền đạt kiến thức, kinh nghiệm quý báu và luôn hỗ trợ em trong suốt quá trình học tập và nghiên cứu. Sự hướng dẫn nhiệt tình của Thầy Cô là động lực lớn để em hoàn thành tốt luận văn này.</w:t>
-      </w:r>
-    </w:p>
-    <w:p>
-      <w:r>
-        <w:t xml:space="preserve">Em cũng xin bày tỏ lòng biết ơn sâu sắc đến </w:t>
-      </w:r>
-      <w:r>
-        <w:t>ThS. Trương Thị Thanh Tuyền</w:t>
-      </w:r>
-      <w:r>
-        <w:t xml:space="preserve">, người đã tận tình hướng dẫn, góp ý và đồng hành cùng em trong suốt quá trình thực hiện luận văn. </w:t>
-      </w:r>
-      <w:r>
-        <w:t>Cô</w:t>
-      </w:r>
-      <w:r>
-        <w:t xml:space="preserve"> không chỉ giúp em vượt qua những khó khăn mà còn liên tục động viên, theo dõi và hỗ trợ kịp thời để em hoàn thành tốt công việc. Đồng thời, em xin cảm ơn các bạn cùng khoa, đặc biệt là các bạn cùng lớp đã luôn bên cạnh, chia sẻ và hỗ trợ em trong suốt thời gian học tập và nghiên cứu. Những sự động viên, góp ý quý báu từ mọi người đã giúp em hoàn thành đề tài của mình tốt nhất.</w:t>
-      </w:r>
-    </w:p>
-    <w:p>
-      <w:r>
-        <w:t>Dù đã nỗ lực hết mình để hoàn thành đề tài, nhưng do thời gian và kiến thức còn hạn chế, không thể tránh khỏi những thiếu sót. Em rất mong nhận được ý kiến đóng góp từ quý Thầy Cô để có thể hoàn thiện đề tài tốt hơn.</w:t>
-      </w:r>
-    </w:p>
-    <w:p>
-      <w:r>
-        <w:t>Em xin chân thành cảm ơn!</w:t>
-      </w:r>
-    </w:p>
-    <w:p>
-      <w:r>
-        <w:t xml:space="preserve">Cần Thơ, ngày … tháng … năm </w:t>
-      </w:r>
-      <w:r>
-        <w:t>2025</w:t>
-      </w:r>
-    </w:p>
-    <w:p>
-      <w:r>
-        <w:t xml:space="preserve">     Người viết</w:t>
-      </w:r>
+        <w:t>NHẬN XÉT CỦA GIẢNG VIÊN PHẢN BIỆN</w:t>
+      </w:r>
+      <w:bookmarkEnd w:id="2"/>
     </w:p>
     <w:p>
       <w:r>
         <w:tab/>
       </w:r>
     </w:p>
-    <w:p/>
-    <w:p>
-      <w:pPr>
-        <w:rPr>
-          <w:b/>
-          <w:bCs/>
-        </w:rPr>
-      </w:pPr>
-      <w:r>
-        <w:t xml:space="preserve">                   </w:t>
-      </w:r>
-      <w:r>
-        <w:t xml:space="preserve"> Lương Văn Thương</w:t>
+    <w:p>
+      <w:r>
+        <w:tab/>
+      </w:r>
+    </w:p>
+    <w:p>
+      <w:r>
+        <w:tab/>
+      </w:r>
+    </w:p>
+    <w:p>
+      <w:r>
+        <w:tab/>
+      </w:r>
+    </w:p>
+    <w:p>
+      <w:r>
+        <w:tab/>
+      </w:r>
+    </w:p>
+    <w:p>
+      <w:r>
+        <w:tab/>
+      </w:r>
+    </w:p>
+    <w:p>
+      <w:r>
+        <w:tab/>
+      </w:r>
+    </w:p>
+    <w:p>
+      <w:r>
+        <w:tab/>
+      </w:r>
+    </w:p>
+    <w:p>
+      <w:r>
+        <w:tab/>
+      </w:r>
+    </w:p>
+    <w:p>
+      <w:r>
+        <w:tab/>
+      </w:r>
+    </w:p>
+    <w:p>
+      <w:r>
+        <w:tab/>
+      </w:r>
+    </w:p>
+    <w:p>
+      <w:r>
+        <w:tab/>
+      </w:r>
+    </w:p>
+    <w:p>
+      <w:r>
+        <w:tab/>
+      </w:r>
+    </w:p>
+    <w:p>
+      <w:r>
+        <w:tab/>
+      </w:r>
+    </w:p>
+    <w:p>
+      <w:r>
+        <w:tab/>
+      </w:r>
+    </w:p>
+    <w:p>
+      <w:r>
+        <w:tab/>
+      </w:r>
+    </w:p>
+    <w:p>
+      <w:r>
+        <w:tab/>
+      </w:r>
+    </w:p>
+    <w:p>
+      <w:r>
+        <w:tab/>
+      </w:r>
+    </w:p>
+    <w:p>
+      <w:r>
+        <w:tab/>
+      </w:r>
+    </w:p>
+    <w:p>
+      <w:r>
+        <w:tab/>
+      </w:r>
+    </w:p>
+    <w:p>
+      <w:r>
+        <w:tab/>
+      </w:r>
+    </w:p>
+    <w:p>
+      <w:pPr>
+        <w:jc w:val="right"/>
+      </w:pPr>
+      <w:r>
+        <w:t xml:space="preserve">        Cần Thơ, ngày … tháng … năm 2024</w:t>
+      </w:r>
+    </w:p>
+    <w:p>
+      <w:r>
+        <w:tab/>
+      </w:r>
+      <w:r>
+        <w:tab/>
+      </w:r>
+      <w:r>
+        <w:tab/>
+      </w:r>
+      <w:r>
+        <w:tab/>
+      </w:r>
+      <w:r>
+        <w:tab/>
+      </w:r>
+      <w:r>
+        <w:tab/>
+      </w:r>
+      <w:r>
+        <w:tab/>
+        <w:t xml:space="preserve">          Giảng viên phản biện</w:t>
       </w:r>
     </w:p>
     <w:p>
@@ -1621,20 +1465,141 @@
           <w:numId w:val="0"/>
         </w:numPr>
         <w:ind w:left="720"/>
-      </w:pPr>
-      <w:r>
+        <w:rPr>
+          <w:b w:val="0"/>
+          <w:lang w:val="vi-VN"/>
+        </w:rPr>
+      </w:pPr>
+      <w:r>
+        <w:rPr>
+          <w:lang w:val="vi-VN"/>
+        </w:rPr>
         <w:br w:type="page"/>
       </w:r>
-      <w:r>
+      <w:bookmarkStart w:id="3" w:name="_Toc204478179"/>
+      <w:r>
+        <w:rPr>
+          <w:lang w:val="vi-VN"/>
+        </w:rPr>
+        <w:lastRenderedPageBreak/>
+        <w:t>LỜI CẢM ƠN</w:t>
+      </w:r>
+      <w:bookmarkEnd w:id="3"/>
+    </w:p>
+    <w:p>
+      <w:r>
+        <w:t>Luận văn tốt nghiệp là một cột mốc quan trọng trong hành trình học tập của mỗi sinh viên, đánh dấu kết quả của sự nỗ lực và phấn đấu không ngừng. Để hoàn thành được công trình này, em xin gửi lời cảm ơn chân thành nhất đến gia đình, đặc biệt là cha mẹ – những người đã luôn ở bên cạnh động viên, ủng hộ và dành cho em sự quan tâm vô điều kiện. Từ những ngày đầu tiên đến khi kết thúc quá trình học tập, gia đình luôn là nguồn động lực lớn nhất, là chỗ dựa tinh thần vững chắc, giúp em vượt qua mọi khó khăn. Em biết rằng những thành tựu đạt được hôm nay, và cả trong tương lai, đều có phần không nhỏ từ sự hy sinh, cố gắng của cha mẹ. Một lần nữa, em xin bày tỏ lòng biết ơn sâu sắc và chân thành đến gia đình, những người đã luôn đồng hành và giúp em đạt được ước mơ.</w:t>
+      </w:r>
+    </w:p>
+    <w:p>
+      <w:r>
+        <w:t>Em xin chân thành cảm ơn Ban Giám hiệu Trường Đại học Cần Thơ và quý Thầy Cô Trường Công Nghệ Thông Tin và Truyền Thông đã tận tình truyền đạt kiến thức, kinh nghiệm quý báu và luôn hỗ trợ em trong suốt quá trình học tập và nghiên cứu. Sự hướng dẫn nhiệt tình của Thầy Cô là động lực lớn để em hoàn thành tốt luận văn này.</w:t>
+      </w:r>
+    </w:p>
+    <w:p>
+      <w:r>
+        <w:t xml:space="preserve">Em cũng xin bày tỏ lòng biết ơn sâu sắc đến </w:t>
+      </w:r>
+      <w:r>
+        <w:t>ThS. Trương Thị Thanh Tuyền</w:t>
+      </w:r>
+      <w:r>
+        <w:t xml:space="preserve">, người đã tận tình hướng dẫn, góp ý và đồng hành cùng em trong suốt quá trình thực hiện luận văn. </w:t>
+      </w:r>
+      <w:r>
+        <w:t>Cô</w:t>
+      </w:r>
+      <w:r>
+        <w:t xml:space="preserve"> không chỉ giúp em vượt qua những khó khăn mà còn liên tục động viên, theo dõi và hỗ trợ kịp thời để em hoàn thành tốt công việc. Đồng thời, em xin cảm ơn các bạn cùng khoa, đặc biệt là các bạn cùng lớp đã luôn bên cạnh, chia sẻ và hỗ trợ em trong suốt thời gian học tập và nghiên cứu. Những sự động viên, góp ý quý báu từ mọi người đã giúp em hoàn thành đề tài của mình tốt nhất.</w:t>
+      </w:r>
+    </w:p>
+    <w:p>
+      <w:r>
+        <w:t>Dù đã nỗ lực hết mình để hoàn thành đề tài, nhưng do thời gian và kiến thức còn hạn chế, không thể tránh khỏi những thiếu sót. Em rất mong nhận được ý kiến đóng góp từ quý Thầy Cô để có thể hoàn thiện đề tài tốt hơn.</w:t>
+      </w:r>
+    </w:p>
+    <w:p>
+      <w:r>
+        <w:t>Em xin chân thành cảm ơn!</w:t>
+      </w:r>
+    </w:p>
+    <w:p>
+      <w:pPr>
+        <w:jc w:val="right"/>
+      </w:pPr>
+      <w:r>
+        <w:t xml:space="preserve">Cần Thơ, ngày … tháng … năm </w:t>
+      </w:r>
+      <w:r>
+        <w:t>2025</w:t>
+      </w:r>
+    </w:p>
+    <w:p>
+      <w:pPr>
+        <w:jc w:val="right"/>
+      </w:pPr>
+      <w:r>
+        <w:t xml:space="preserve">     Người viết</w:t>
+      </w:r>
+    </w:p>
+    <w:p>
+      <w:r>
+        <w:tab/>
+      </w:r>
+    </w:p>
+    <w:p/>
+    <w:p>
+      <w:pPr>
+        <w:jc w:val="right"/>
+        <w:rPr>
+          <w:b/>
+          <w:bCs/>
+        </w:rPr>
+      </w:pPr>
+      <w:r>
+        <w:t xml:space="preserve">                   </w:t>
+      </w:r>
+      <w:r>
+        <w:t xml:space="preserve"> Lương Văn Thương</w:t>
+      </w:r>
+    </w:p>
+    <w:p>
+      <w:pPr>
+        <w:pStyle w:val="Heading1"/>
+        <w:numPr>
+          <w:ilvl w:val="0"/>
+          <w:numId w:val="0"/>
+        </w:numPr>
+        <w:ind w:left="720"/>
+        <w:rPr>
+          <w:lang w:val="vi-VN"/>
+        </w:rPr>
+      </w:pPr>
+      <w:r>
+        <w:rPr>
+          <w:lang w:val="vi-VN"/>
+        </w:rPr>
+        <w:br w:type="page"/>
+      </w:r>
+      <w:r>
+        <w:rPr>
+          <w:lang w:val="vi-VN"/>
+        </w:rPr>
         <w:lastRenderedPageBreak/>
         <w:tab/>
       </w:r>
       <w:bookmarkStart w:id="4" w:name="_Toc204478180"/>
       <w:r>
+        <w:rPr>
+          <w:lang w:val="vi-VN"/>
+        </w:rPr>
         <w:t>MỤC LỤC</w:t>
       </w:r>
       <w:bookmarkEnd w:id="4"/>
       <w:r>
+        <w:rPr>
+          <w:lang w:val="vi-VN"/>
+        </w:rPr>
         <w:tab/>
       </w:r>
     </w:p>
@@ -5986,6 +5951,9 @@
       </w:pPr>
       <w:bookmarkStart w:id="7" w:name="_Toc204478183"/>
       <w:r>
+        <w:rPr>
+          <w:lang w:val="vi-VN"/>
+        </w:rPr>
         <w:lastRenderedPageBreak/>
         <w:t>DANH</w:t>
       </w:r>
@@ -6286,9 +6254,15 @@
           <w:numId w:val="0"/>
         </w:numPr>
         <w:ind w:left="720"/>
+        <w:rPr>
+          <w:lang w:val="vi-VN"/>
+        </w:rPr>
       </w:pPr>
       <w:bookmarkStart w:id="8" w:name="_Toc204478184"/>
       <w:r>
+        <w:rPr>
+          <w:lang w:val="vi-VN"/>
+        </w:rPr>
         <w:lastRenderedPageBreak/>
         <w:t>TÓM TẮT</w:t>
       </w:r>
@@ -6520,13 +6494,7 @@
         <w:t>GIỚI</w:t>
       </w:r>
       <w:r>
-        <w:t xml:space="preserve"> THI</w:t>
-      </w:r>
-      <w:r>
-        <w:t>Ệ</w:t>
-      </w:r>
-      <w:r>
-        <w:t>U</w:t>
+        <w:t xml:space="preserve"> THIỆU</w:t>
       </w:r>
       <w:bookmarkEnd w:id="10"/>
     </w:p>
@@ -6865,25 +6833,7 @@
       </w:pPr>
       <w:bookmarkStart w:id="15" w:name="_Toc204478191"/>
       <w:r>
-        <w:t>Đ</w:t>
-      </w:r>
-      <w:r>
-        <w:t>ố</w:t>
-      </w:r>
-      <w:r>
-        <w:t>i tư</w:t>
-      </w:r>
-      <w:r>
-        <w:t>ợ</w:t>
-      </w:r>
-      <w:r>
-        <w:t>ng nghiên c</w:t>
-      </w:r>
-      <w:r>
-        <w:t>ứ</w:t>
-      </w:r>
-      <w:r>
-        <w:t>u</w:t>
+        <w:t>Đối tượng nghiên cứu</w:t>
       </w:r>
       <w:bookmarkEnd w:id="15"/>
     </w:p>
@@ -7037,19 +6987,7 @@
         <w:t>Phương</w:t>
       </w:r>
       <w:r>
-        <w:t xml:space="preserve"> pháp th</w:t>
-      </w:r>
-      <w:r>
-        <w:t>ự</w:t>
-      </w:r>
-      <w:r>
-        <w:t>c hi</w:t>
-      </w:r>
-      <w:r>
-        <w:t>ệ</w:t>
-      </w:r>
-      <w:r>
-        <w:t>n</w:t>
+        <w:t xml:space="preserve"> pháp thực hiện</w:t>
       </w:r>
       <w:bookmarkEnd w:id="18"/>
     </w:p>
@@ -8534,12 +8472,21 @@
     <w:p>
       <w:pPr>
         <w:pStyle w:val="Heading3"/>
-      </w:pPr>
-      <w:r>
+        <w:rPr>
+          <w:lang w:val="vi-VN"/>
+        </w:rPr>
+      </w:pPr>
+      <w:r>
+        <w:rPr>
+          <w:lang w:val="vi-VN"/>
+        </w:rPr>
         <w:t xml:space="preserve"> </w:t>
       </w:r>
       <w:bookmarkStart w:id="35" w:name="_Toc204478211"/>
       <w:r>
+        <w:rPr>
+          <w:lang w:val="vi-VN"/>
+        </w:rPr>
         <w:t>CÁC CÔNG NGHỆ SỬ DỤNG KHÁC</w:t>
       </w:r>
       <w:bookmarkEnd w:id="35"/>
@@ -8906,20 +8853,26 @@
           <w:bCs/>
         </w:rPr>
       </w:pPr>
-      <w:bookmarkStart w:id="39" w:name="THIET_KE_VA_CAI_DAT_GIAI_PHAP"/>
-      <w:bookmarkStart w:id="40" w:name="_Toc204478214"/>
+      <w:bookmarkStart w:id="39" w:name="_Toc204478214"/>
+      <w:bookmarkStart w:id="40" w:name="THIET_KE_VA_CAI_DAT_GIAI_PHAP"/>
       <w:r>
         <w:t>THIẾT KẾ VÀ CÀI ĐẶT GIẢI PHÁP</w:t>
       </w:r>
+      <w:bookmarkEnd w:id="39"/>
+    </w:p>
+    <w:p>
+      <w:pPr>
+        <w:pStyle w:val="Heading3"/>
+        <w:rPr>
+          <w:lang w:val="vi-VN"/>
+        </w:rPr>
+      </w:pPr>
+      <w:bookmarkStart w:id="41" w:name="_Toc204478215"/>
       <w:bookmarkEnd w:id="40"/>
-    </w:p>
-    <w:p>
-      <w:pPr>
-        <w:pStyle w:val="Heading3"/>
-      </w:pPr>
-      <w:bookmarkStart w:id="41" w:name="_Toc204478215"/>
-      <w:bookmarkEnd w:id="39"/>
-      <w:r>
+      <w:r>
+        <w:rPr>
+          <w:lang w:val="vi-VN"/>
+        </w:rPr>
         <w:t>THIẾT KẾ KIẾN TRÚC HỆ THỐNG</w:t>
       </w:r>
       <w:bookmarkEnd w:id="41"/>
@@ -8982,6 +8935,9 @@
       </w:pPr>
       <w:bookmarkStart w:id="42" w:name="_Toc204478216"/>
       <w:r>
+        <w:rPr>
+          <w:lang w:val="vi-VN"/>
+        </w:rPr>
         <w:lastRenderedPageBreak/>
         <w:t>THIẾT KẾ CƠ SỞ DỮ LIỆU</w:t>
       </w:r>
@@ -9129,10 +9085,7 @@
     </w:p>
     <w:p>
       <w:r>
-        <w:t>Kiểm</w:t>
-      </w:r>
-      <w:r>
-        <w:t xml:space="preserve"> thử tính khả dụng là</w:t>
+        <w:t>Kiểm thử tính khả dụng là</w:t>
       </w:r>
       <w:r>
         <w:rPr>
@@ -9417,24 +9370,14 @@
       <w:r>
         <w:t xml:space="preserve">Bảng </w:t>
       </w:r>
-      <w:r>
-        <w:fldChar w:fldCharType="begin"/>
-      </w:r>
-      <w:r>
-        <w:instrText xml:space="preserve"> SEQ Bảng \* ARABIC </w:instrText>
-      </w:r>
-      <w:r>
-        <w:fldChar w:fldCharType="separate"/>
-      </w:r>
-      <w:r>
-        <w:rPr>
-          <w:noProof/>
-        </w:rPr>
-        <w:t>24</w:t>
-      </w:r>
-      <w:r>
-        <w:fldChar w:fldCharType="end"/>
-      </w:r>
+      <w:fldSimple w:instr=" SEQ Bảng \* ARABIC ">
+        <w:r>
+          <w:rPr>
+            <w:noProof/>
+          </w:rPr>
+          <w:t>24</w:t>
+        </w:r>
+      </w:fldSimple>
       <w:r>
         <w:t>. Kịch bản kiểm thử tính khả dụng cho toàn bộ người dùng</w:t>
       </w:r>
@@ -9652,24 +9595,14 @@
       <w:r>
         <w:t xml:space="preserve">Bảng </w:t>
       </w:r>
-      <w:r>
-        <w:fldChar w:fldCharType="begin"/>
-      </w:r>
-      <w:r>
-        <w:instrText xml:space="preserve"> SEQ Bảng \* ARABIC </w:instrText>
-      </w:r>
-      <w:r>
-        <w:fldChar w:fldCharType="separate"/>
-      </w:r>
-      <w:r>
-        <w:rPr>
-          <w:noProof/>
-        </w:rPr>
-        <w:t>25</w:t>
-      </w:r>
-      <w:r>
-        <w:fldChar w:fldCharType="end"/>
-      </w:r>
+      <w:fldSimple w:instr=" SEQ Bảng \* ARABIC ">
+        <w:r>
+          <w:rPr>
+            <w:noProof/>
+          </w:rPr>
+          <w:t>25</w:t>
+        </w:r>
+      </w:fldSimple>
       <w:r>
         <w:rPr>
           <w:lang w:val="en-US"/>
@@ -10190,24 +10123,14 @@
       <w:r>
         <w:t xml:space="preserve">Bảng </w:t>
       </w:r>
-      <w:r>
-        <w:fldChar w:fldCharType="begin"/>
-      </w:r>
-      <w:r>
-        <w:instrText xml:space="preserve"> SEQ Bảng \* ARABIC </w:instrText>
-      </w:r>
-      <w:r>
-        <w:fldChar w:fldCharType="separate"/>
-      </w:r>
-      <w:r>
-        <w:rPr>
-          <w:noProof/>
-        </w:rPr>
-        <w:t>26</w:t>
-      </w:r>
-      <w:r>
-        <w:fldChar w:fldCharType="end"/>
-      </w:r>
+      <w:fldSimple w:instr=" SEQ Bảng \* ARABIC ">
+        <w:r>
+          <w:rPr>
+            <w:noProof/>
+          </w:rPr>
+          <w:t>26</w:t>
+        </w:r>
+      </w:fldSimple>
       <w:r>
         <w:rPr>
           <w:lang w:val="en-US"/>
@@ -10404,24 +10327,14 @@
       <w:r>
         <w:t xml:space="preserve">Bảng </w:t>
       </w:r>
-      <w:r>
-        <w:fldChar w:fldCharType="begin"/>
-      </w:r>
-      <w:r>
-        <w:instrText xml:space="preserve"> SEQ Bảng \* ARABIC </w:instrText>
-      </w:r>
-      <w:r>
-        <w:fldChar w:fldCharType="separate"/>
-      </w:r>
-      <w:r>
-        <w:rPr>
-          <w:noProof/>
-        </w:rPr>
-        <w:t>27</w:t>
-      </w:r>
-      <w:r>
-        <w:fldChar w:fldCharType="end"/>
-      </w:r>
+      <w:fldSimple w:instr=" SEQ Bảng \* ARABIC ">
+        <w:r>
+          <w:rPr>
+            <w:noProof/>
+          </w:rPr>
+          <w:t>27</w:t>
+        </w:r>
+      </w:fldSimple>
       <w:r>
         <w:rPr>
           <w:lang w:val="en-US"/>
@@ -10978,31 +10891,7 @@
       <w:rPr>
         <w:lang w:val="en-US"/>
       </w:rPr>
-      <w:t>H</w:t>
-    </w:r>
-    <w:r>
-      <w:rPr>
-        <w:lang w:val="en-US"/>
-      </w:rPr>
-      <w:t>ệ</w:t>
-    </w:r>
-    <w:r>
-      <w:rPr>
-        <w:lang w:val="en-US"/>
-      </w:rPr>
-      <w:t xml:space="preserve"> th</w:t>
-    </w:r>
-    <w:r>
-      <w:rPr>
-        <w:lang w:val="en-US"/>
-      </w:rPr>
-      <w:t>ố</w:t>
-    </w:r>
-    <w:r>
-      <w:rPr>
-        <w:lang w:val="en-US"/>
-      </w:rPr>
-      <w:t xml:space="preserve">ng </w:t>
+      <w:t xml:space="preserve">Hệ thống </w:t>
     </w:r>
     <w:r>
       <w:rPr>
@@ -11011,22 +10900,7 @@
       <w:t>thương</w:t>
     </w:r>
     <w:r>
-      <w:t xml:space="preserve"> m</w:t>
-    </w:r>
-    <w:r>
-      <w:t>ạ</w:t>
-    </w:r>
-    <w:r>
-      <w:t>i đi</w:t>
-    </w:r>
-    <w:r>
-      <w:t>ệ</w:t>
-    </w:r>
-    <w:r>
-      <w:t>n t</w:t>
-    </w:r>
-    <w:r>
-      <w:t>ử</w:t>
+      <w:t xml:space="preserve"> mại điện tử</w:t>
     </w:r>
   </w:p>
 </w:hdr>
@@ -11045,67 +10919,7 @@
       <w:rPr>
         <w:lang w:val="en-US"/>
       </w:rPr>
-      <w:t>H</w:t>
-    </w:r>
-    <w:r>
-      <w:rPr>
-        <w:lang w:val="en-US"/>
-      </w:rPr>
-      <w:t>ệ</w:t>
-    </w:r>
-    <w:r>
-      <w:rPr>
-        <w:lang w:val="en-US"/>
-      </w:rPr>
-      <w:t xml:space="preserve"> th</w:t>
-    </w:r>
-    <w:r>
-      <w:rPr>
-        <w:lang w:val="en-US"/>
-      </w:rPr>
-      <w:t>ố</w:t>
-    </w:r>
-    <w:r>
-      <w:rPr>
-        <w:lang w:val="en-US"/>
-      </w:rPr>
-      <w:t>ng qu</w:t>
-    </w:r>
-    <w:r>
-      <w:rPr>
-        <w:lang w:val="en-US"/>
-      </w:rPr>
-      <w:t>ả</w:t>
-    </w:r>
-    <w:r>
-      <w:rPr>
-        <w:lang w:val="en-US"/>
-      </w:rPr>
-      <w:t>n lý c</w:t>
-    </w:r>
-    <w:r>
-      <w:rPr>
-        <w:lang w:val="en-US"/>
-      </w:rPr>
-      <w:t>ử</w:t>
-    </w:r>
-    <w:r>
-      <w:rPr>
-        <w:lang w:val="en-US"/>
-      </w:rPr>
-      <w:t>a hàng th</w:t>
-    </w:r>
-    <w:r>
-      <w:rPr>
-        <w:lang w:val="en-US"/>
-      </w:rPr>
-      <w:t>ờ</w:t>
-    </w:r>
-    <w:r>
-      <w:rPr>
-        <w:lang w:val="en-US"/>
-      </w:rPr>
-      <w:t xml:space="preserve">i trang </w:t>
+      <w:t xml:space="preserve">Hệ thống quản lý cửa hàng thời trang </w:t>
     </w:r>
   </w:p>
 </w:hdr>
@@ -16129,6 +15943,7 @@
     <w:lvl w:ilvl="0" w:tplc="72187542">
       <w:start w:val="2"/>
       <w:numFmt w:val="bullet"/>
+      <w:pStyle w:val="TOCHeading"/>
       <w:lvlText w:val="-"/>
       <w:lvlJc w:val="left"/>
       <w:pPr>
@@ -18069,6 +17884,9 @@
     <w:abstractNumId w:val="8"/>
   </w:num>
   <w:num w:numId="78" w16cid:durableId="1228875598">
+    <w:abstractNumId w:val="8"/>
+  </w:num>
+  <w:num w:numId="79" w16cid:durableId="1694384303">
     <w:abstractNumId w:val="8"/>
   </w:num>
 </w:numbering>
@@ -18740,6 +18558,7 @@
   <w:style w:type="character" w:default="1" w:styleId="DefaultParagraphFont">
     <w:name w:val="Default Paragraph Font"/>
     <w:uiPriority w:val="1"/>
+    <w:semiHidden/>
     <w:unhideWhenUsed/>
   </w:style>
   <w:style w:type="table" w:default="1" w:styleId="TableNormal">
@@ -18959,6 +18778,7 @@
       <w:numPr>
         <w:ilvl w:val="1"/>
       </w:numPr>
+      <w:ind w:left="-284" w:firstLine="426"/>
     </w:pPr>
     <w:rPr>
       <w:rFonts w:eastAsiaTheme="majorEastAsia" w:cstheme="majorBidi"/>
